--- a/src/forms/skeletons/disclosures-plaintiff-v1.docx
+++ b/src/forms/skeletons/disclosures-plaintiff-v1.docx
@@ -678,7 +678,7 @@
                 <w:sz w:val="24"/>
                 <w:szCs w:val="24"/>
               </w:rPr>
-              <w:t xml:space="preserve">PLAINTIFF’S 194.2(b) &amp; 195.5 DISCLOSURES</w:t>
+              <w:t xml:space="preserve">{instrument_title}</w:t>
             </w:r>
           </w:p>
           <w:p>
@@ -1335,7 +1335,7 @@
           <w:szCs w:val="24"/>
           <w:u w:val="single"/>
         </w:rPr>
-        <w:t xml:space="preserve">PLAINTIFF’S 194.2(b) &amp; 195.5 DISCLOSURES</w:t>
+        <w:t xml:space="preserve">{footer_title}</w:t>
       </w:r>
     </w:p>
     <w:p>
